--- a/static/media/2.to_trinh_ttr.docx
+++ b/static/media/2.to_trinh_ttr.docx
@@ -1,6 +1,6 @@
 
 <file path=word/document.xml><?xml version="1.0" encoding="utf-8"?>
-<w:document xmlns:wpc="http://schemas.microsoft.com/office/word/2010/wordprocessingCanvas" xmlns:cx="http://schemas.microsoft.com/office/drawing/2014/chartex" xmlns:cx1="http://schemas.microsoft.com/office/drawing/2015/9/8/chartex" xmlns:cx2="http://schemas.microsoft.com/office/drawing/2015/10/21/chartex" xmlns:cx3="http://schemas.microsoft.com/office/drawing/2016/5/9/chartex" xmlns:cx4="http://schemas.microsoft.com/office/drawing/2016/5/10/chartex" xmlns:cx5="http://schemas.microsoft.com/office/drawing/2016/5/11/chartex" xmlns:cx6="http://schemas.microsoft.com/office/drawing/2016/5/12/chartex" xmlns:cx7="http://schemas.microsoft.com/office/drawing/2016/5/13/chartex" xmlns:cx8="http://schemas.microsoft.com/office/drawing/2016/5/14/chartex" xmlns:mc="http://schemas.openxmlformats.org/markup-compatibility/2006" xmlns:aink="http://schemas.microsoft.com/office/drawing/2016/ink" xmlns:am3d="http://schemas.microsoft.com/office/drawing/2017/model3d" xmlns:o="urn:schemas-microsoft-com:office:office" xmlns:r="http://schemas.openxmlformats.org/officeDocument/2006/relationships" xmlns:m="http://schemas.openxmlformats.org/officeDocument/2006/math" xmlns:v="urn:schemas-microsoft-com:vml" xmlns:wp14="http://schemas.microsoft.com/office/word/2010/wordprocessingDrawing" xmlns:wp="http://schemas.openxmlformats.org/drawingml/2006/wordprocessingDrawing" xmlns:w10="urn:schemas-microsoft-com:office:word" xmlns:w="http://schemas.openxmlformats.org/wordprocessingml/2006/main" xmlns:w14="http://schemas.microsoft.com/office/word/2010/wordml" xmlns:w15="http://schemas.microsoft.com/office/word/2012/wordml" xmlns:w16cex="http://schemas.microsoft.com/office/word/2018/wordml/cex" xmlns:w16cid="http://schemas.microsoft.com/office/word/2016/wordml/cid" xmlns:w16="http://schemas.microsoft.com/office/word/2018/wordml" xmlns:w16sdtdh="http://schemas.microsoft.com/office/word/2020/wordml/sdtdatahash" xmlns:w16se="http://schemas.microsoft.com/office/word/2015/wordml/symex" xmlns:wpg="http://schemas.microsoft.com/office/word/2010/wordprocessingGroup" xmlns:wpi="http://schemas.microsoft.com/office/word/2010/wordprocessingInk" xmlns:wne="http://schemas.microsoft.com/office/word/2006/wordml" xmlns:wps="http://schemas.microsoft.com/office/word/2010/wordprocessingShape" mc:Ignorable="w14 w15 w16se w16cid w16 w16cex w16sdtdh wp14">
+<w:document xmlns:wpc="http://schemas.microsoft.com/office/word/2010/wordprocessingCanvas" xmlns:cx="http://schemas.microsoft.com/office/drawing/2014/chartex" xmlns:cx1="http://schemas.microsoft.com/office/drawing/2015/9/8/chartex" xmlns:cx2="http://schemas.microsoft.com/office/drawing/2015/10/21/chartex" xmlns:cx3="http://schemas.microsoft.com/office/drawing/2016/5/9/chartex" xmlns:cx4="http://schemas.microsoft.com/office/drawing/2016/5/10/chartex" xmlns:cx5="http://schemas.microsoft.com/office/drawing/2016/5/11/chartex" xmlns:cx6="http://schemas.microsoft.com/office/drawing/2016/5/12/chartex" xmlns:cx7="http://schemas.microsoft.com/office/drawing/2016/5/13/chartex" xmlns:cx8="http://schemas.microsoft.com/office/drawing/2016/5/14/chartex" xmlns:mc="http://schemas.openxmlformats.org/markup-compatibility/2006" xmlns:aink="http://schemas.microsoft.com/office/drawing/2016/ink" xmlns:am3d="http://schemas.microsoft.com/office/drawing/2017/model3d" xmlns:o="urn:schemas-microsoft-com:office:office" xmlns:oel="http://schemas.microsoft.com/office/2019/extlst" xmlns:r="http://schemas.openxmlformats.org/officeDocument/2006/relationships" xmlns:m="http://schemas.openxmlformats.org/officeDocument/2006/math" xmlns:v="urn:schemas-microsoft-com:vml" xmlns:wp14="http://schemas.microsoft.com/office/word/2010/wordprocessingDrawing" xmlns:wp="http://schemas.openxmlformats.org/drawingml/2006/wordprocessingDrawing" xmlns:w10="urn:schemas-microsoft-com:office:word" xmlns:w="http://schemas.openxmlformats.org/wordprocessingml/2006/main" xmlns:w14="http://schemas.microsoft.com/office/word/2010/wordml" xmlns:w15="http://schemas.microsoft.com/office/word/2012/wordml" xmlns:w16cex="http://schemas.microsoft.com/office/word/2018/wordml/cex" xmlns:w16cid="http://schemas.microsoft.com/office/word/2016/wordml/cid" xmlns:w16="http://schemas.microsoft.com/office/word/2018/wordml" xmlns:w16du="http://schemas.microsoft.com/office/word/2023/wordml/word16du" xmlns:w16sdtdh="http://schemas.microsoft.com/office/word/2020/wordml/sdtdatahash" xmlns:w16sdtfl="http://schemas.microsoft.com/office/word/2024/wordml/sdtformatlock" xmlns:w16se="http://schemas.microsoft.com/office/word/2015/wordml/symex" xmlns:wpg="http://schemas.microsoft.com/office/word/2010/wordprocessingGroup" xmlns:wpi="http://schemas.microsoft.com/office/word/2010/wordprocessingInk" xmlns:wne="http://schemas.microsoft.com/office/word/2006/wordml" xmlns:wps="http://schemas.microsoft.com/office/word/2010/wordprocessingShape" mc:Ignorable="w14 w15 w16se w16cid w16 w16cex w16sdtdh w16sdtfl w16du wp14">
   <w:body>
     <w:p>
       <w:pPr>
@@ -49,7 +49,7 @@
           <w:tab w:val="center" w:pos="6804"/>
         </w:tabs>
         <w:spacing w:line="276" w:lineRule="auto"/>
-        <w:ind w:left="-567"/>
+        <w:ind w:left="-709"/>
         <w:rPr>
           <w:b/>
           <w:sz w:val="28"/>
@@ -220,14 +220,6 @@
           <w:spacing w:val="-20"/>
           <w:szCs w:val="28"/>
         </w:rPr>
-        <w:t xml:space="preserve">     </w:t>
-      </w:r>
-      <w:r>
-        <w:rPr>
-          <w:b/>
-          <w:spacing w:val="-20"/>
-          <w:szCs w:val="28"/>
-        </w:rPr>
         <w:t>PHÒNG THANH TRA - KIỂM TRA</w:t>
       </w:r>
       <w:r>
@@ -237,6 +229,14 @@
           <w:szCs w:val="28"/>
         </w:rPr>
         <w:t xml:space="preserve"> </w:t>
+      </w:r>
+      <w:r>
+        <w:rPr>
+          <w:b/>
+          <w:sz w:val="28"/>
+          <w:szCs w:val="28"/>
+        </w:rPr>
+        <w:t>SỐ 4</w:t>
       </w:r>
       <w:r>
         <w:rPr>
@@ -348,7 +348,15 @@
           <w:sz w:val="28"/>
           <w:szCs w:val="28"/>
         </w:rPr>
-        <w:t>Về việc ban hành Quyết định thanh tra tại doanh nghiệp</w:t>
+        <w:t xml:space="preserve">Về việc ban hành Quyết định thanh tra </w:t>
+      </w:r>
+      <w:r>
+        <w:rPr>
+          <w:b/>
+          <w:sz w:val="28"/>
+          <w:szCs w:val="28"/>
+        </w:rPr>
+        <w:t>chấp hành pháp luật thuế</w:t>
       </w:r>
     </w:p>
     <w:p>
@@ -442,13 +450,45 @@
           <w:sz w:val="28"/>
           <w:szCs w:val="28"/>
         </w:rPr>
-        <w:t>Kính gửi: Lãnh đạo Cục Thuế tỉnh Quảng Trị</w:t>
+        <w:t xml:space="preserve">Kính gửi: Lãnh đạo </w:t>
+      </w:r>
+      <w:r>
+        <w:rPr>
+          <w:sz w:val="28"/>
+          <w:szCs w:val="28"/>
+          <w:lang w:val="nl-NL"/>
+        </w:rPr>
+        <w:t>C</w:t>
+      </w:r>
+      <w:r>
+        <w:rPr>
+          <w:sz w:val="28"/>
+          <w:szCs w:val="28"/>
+          <w:lang w:val="nl-NL"/>
+        </w:rPr>
+        <w:t>hi c</w:t>
+      </w:r>
+      <w:r>
+        <w:rPr>
+          <w:sz w:val="28"/>
+          <w:szCs w:val="28"/>
+          <w:lang w:val="nl-NL"/>
+        </w:rPr>
+        <w:t xml:space="preserve">ục Thuế </w:t>
+      </w:r>
+      <w:r>
+        <w:rPr>
+          <w:sz w:val="28"/>
+          <w:szCs w:val="28"/>
+          <w:lang w:val="nl-NL"/>
+        </w:rPr>
+        <w:t>khu vực XI</w:t>
       </w:r>
     </w:p>
     <w:p>
       <w:pPr>
-        <w:spacing w:line="276" w:lineRule="auto"/>
-        <w:ind w:firstLine="567"/>
+        <w:spacing w:before="120"/>
+        <w:ind w:firstLine="426"/>
         <w:jc w:val="both"/>
         <w:rPr>
           <w:sz w:val="28"/>
@@ -483,8 +523,8 @@
     </w:p>
     <w:p>
       <w:pPr>
-        <w:spacing w:line="276" w:lineRule="auto"/>
-        <w:ind w:firstLine="567"/>
+        <w:spacing w:before="120"/>
+        <w:ind w:right="-142" w:firstLine="426"/>
         <w:jc w:val="both"/>
         <w:rPr>
           <w:iCs/>
@@ -500,13 +540,33 @@
           <w:szCs w:val="28"/>
           <w:lang w:val="nl-NL"/>
         </w:rPr>
-        <w:t>Căn cứ Luật thanh tra &lt;luat_ttra&gt; và các văn bản hướng dẫn thi hành;</w:t>
+        <w:t xml:space="preserve">Căn cứ Luật </w:t>
+      </w:r>
+      <w:r>
+        <w:rPr>
+          <w:iCs/>
+          <w:color w:val="000000" w:themeColor="text1"/>
+          <w:sz w:val="28"/>
+          <w:szCs w:val="28"/>
+          <w:lang w:val="nl-NL"/>
+        </w:rPr>
+        <w:t>T</w:t>
+      </w:r>
+      <w:r>
+        <w:rPr>
+          <w:iCs/>
+          <w:color w:val="000000" w:themeColor="text1"/>
+          <w:sz w:val="28"/>
+          <w:szCs w:val="28"/>
+          <w:lang w:val="nl-NL"/>
+        </w:rPr>
+        <w:t>hanh tra &lt;luat_ttra&gt; và các văn bản hướng dẫn thi hành;</w:t>
       </w:r>
     </w:p>
     <w:p>
       <w:pPr>
-        <w:spacing w:line="276" w:lineRule="auto"/>
-        <w:ind w:firstLine="567"/>
+        <w:spacing w:before="120"/>
+        <w:ind w:firstLine="426"/>
         <w:jc w:val="both"/>
         <w:rPr>
           <w:sz w:val="28"/>
@@ -599,46 +659,33 @@
     </w:p>
     <w:p>
       <w:pPr>
-        <w:spacing w:line="276" w:lineRule="auto"/>
-        <w:ind w:firstLine="567"/>
+        <w:spacing w:before="120"/>
+        <w:ind w:firstLine="426"/>
         <w:jc w:val="both"/>
         <w:rPr>
-          <w:noProof/>
-          <w:sz w:val="28"/>
-          <w:szCs w:val="28"/>
-          <w:lang w:val="nl-NL"/>
-        </w:rPr>
-      </w:pPr>
-      <w:r>
-        <w:rPr>
-          <w:noProof/>
-          <w:sz w:val="28"/>
-          <w:szCs w:val="28"/>
-          <w:lang w:val="nl-NL"/>
-        </w:rPr>
-        <w:t>Căn cứ kế hoạch phân bổ thời gian thanh tra thuế đã thông báo cho</w:t>
-      </w:r>
-      <w:r>
-        <w:rPr>
-          <w:noProof/>
-          <w:sz w:val="28"/>
-          <w:szCs w:val="28"/>
-          <w:lang w:val="nl-NL"/>
-        </w:rPr>
-        <w:t xml:space="preserve"> các doanh nghiệp trong </w:t>
-      </w:r>
-      <w:r>
-        <w:rPr>
-          <w:noProof/>
-          <w:sz w:val="28"/>
-          <w:szCs w:val="28"/>
-          <w:lang w:val="nl-NL"/>
-        </w:rPr>
-        <w:t>năm</w:t>
-      </w:r>
-      <w:r>
-        <w:rPr>
-          <w:noProof/>
+          <w:sz w:val="28"/>
+          <w:szCs w:val="28"/>
+          <w:lang w:val="nl-NL"/>
+        </w:rPr>
+      </w:pPr>
+      <w:r>
+        <w:rPr>
+          <w:sz w:val="28"/>
+          <w:szCs w:val="28"/>
+          <w:lang w:val="nl-NL"/>
+        </w:rPr>
+        <w:t xml:space="preserve">Phòng Thanh tra - Kiểm tra số 4 kính đề nghị Lãnh đạo Chi cục Thuế khu vực XI cho tiến hành </w:t>
+      </w:r>
+      <w:r>
+        <w:rPr>
+          <w:sz w:val="28"/>
+          <w:szCs w:val="28"/>
+          <w:lang w:val="nl-NL"/>
+        </w:rPr>
+        <w:t>thanh tra</w:t>
+      </w:r>
+      <w:r>
+        <w:rPr>
           <w:sz w:val="28"/>
           <w:szCs w:val="28"/>
           <w:lang w:val="nl-NL"/>
@@ -647,14 +694,40 @@
       </w:r>
       <w:r>
         <w:rPr>
-          <w:sz w:val="28"/>
-          <w:szCs w:val="28"/>
-        </w:rPr>
-        <w:t>&lt;nam_kh_ttr&gt;</w:t>
-      </w:r>
-      <w:r>
-        <w:rPr>
-          <w:noProof/>
+          <w:color w:val="000000" w:themeColor="text1"/>
+          <w:sz w:val="28"/>
+          <w:szCs w:val="28"/>
+          <w:lang w:val="nl-NL"/>
+        </w:rPr>
+        <w:t>chấp hành pháp luật thuế</w:t>
+      </w:r>
+      <w:r>
+        <w:rPr>
+          <w:color w:val="000000" w:themeColor="text1"/>
+          <w:sz w:val="28"/>
+          <w:szCs w:val="28"/>
+          <w:lang w:val="nl-NL"/>
+        </w:rPr>
+        <w:t xml:space="preserve"> đối với</w:t>
+      </w:r>
+      <w:r>
+        <w:rPr>
+          <w:sz w:val="28"/>
+          <w:szCs w:val="28"/>
+          <w:lang w:val="nl-NL"/>
+        </w:rPr>
+        <w:t xml:space="preserve"> </w:t>
+      </w:r>
+      <w:r>
+        <w:rPr>
+          <w:sz w:val="28"/>
+          <w:szCs w:val="28"/>
+          <w:lang w:val="nl-NL"/>
+        </w:rPr>
+        <w:t>&lt;ten_dv&gt;</w:t>
+      </w:r>
+      <w:r>
+        <w:rPr>
           <w:sz w:val="28"/>
           <w:szCs w:val="28"/>
           <w:lang w:val="nl-NL"/>
@@ -664,247 +737,11 @@
     </w:p>
     <w:p>
       <w:pPr>
-        <w:spacing w:line="276" w:lineRule="auto"/>
-        <w:ind w:firstLine="567"/>
-        <w:jc w:val="both"/>
-        <w:rPr>
-          <w:sz w:val="28"/>
-          <w:szCs w:val="28"/>
-          <w:lang w:val="nl-NL"/>
-        </w:rPr>
-      </w:pPr>
-      <w:r>
-        <w:rPr>
-          <w:sz w:val="28"/>
-          <w:szCs w:val="28"/>
-          <w:lang w:val="nl-NL"/>
-        </w:rPr>
-        <w:t xml:space="preserve">Phòng Thanh tra – </w:t>
-      </w:r>
-      <w:r>
-        <w:rPr>
-          <w:sz w:val="28"/>
-          <w:szCs w:val="28"/>
-          <w:lang w:val="nl-NL"/>
-        </w:rPr>
-        <w:t>Kiểm tra</w:t>
-      </w:r>
-      <w:r>
-        <w:rPr>
-          <w:sz w:val="28"/>
-          <w:szCs w:val="28"/>
-          <w:lang w:val="nl-NL"/>
-        </w:rPr>
-        <w:t xml:space="preserve"> đã tổ chức thu thập và phân tích thông tin về người nộp thuế để tiến hành thanh tra đối với </w:t>
-      </w:r>
-      <w:r>
-        <w:rPr>
-          <w:sz w:val="28"/>
-          <w:szCs w:val="28"/>
-          <w:lang w:val="nl-NL"/>
-        </w:rPr>
-        <w:t>&lt;ten_dv&gt;</w:t>
-      </w:r>
-      <w:r>
-        <w:rPr>
-          <w:sz w:val="28"/>
-          <w:szCs w:val="28"/>
-          <w:lang w:val="nl-NL"/>
-        </w:rPr>
-        <w:t>;</w:t>
-      </w:r>
-    </w:p>
-    <w:p>
-      <w:pPr>
-        <w:spacing w:line="276" w:lineRule="auto"/>
-        <w:ind w:firstLine="567"/>
-        <w:jc w:val="both"/>
-        <w:rPr>
-          <w:sz w:val="28"/>
-          <w:szCs w:val="28"/>
-          <w:lang w:val="nl-NL"/>
-        </w:rPr>
-      </w:pPr>
-      <w:r>
-        <w:rPr>
-          <w:sz w:val="28"/>
-          <w:szCs w:val="28"/>
-          <w:lang w:val="nl-NL"/>
-        </w:rPr>
-        <w:t xml:space="preserve">Để tiến hành thanh tra thuế </w:t>
-      </w:r>
-      <w:r>
-        <w:rPr>
-          <w:sz w:val="28"/>
-          <w:szCs w:val="28"/>
-          <w:lang w:val="nl-NL"/>
-        </w:rPr>
-        <w:t>&lt;ten_dv&gt;</w:t>
-      </w:r>
-      <w:r>
-        <w:rPr>
-          <w:sz w:val="28"/>
-          <w:szCs w:val="28"/>
-          <w:lang w:val="nl-NL"/>
-        </w:rPr>
-        <w:t xml:space="preserve">, </w:t>
-      </w:r>
-      <w:r>
-        <w:rPr>
-          <w:sz w:val="28"/>
-          <w:szCs w:val="28"/>
-          <w:lang w:val="nl-NL"/>
-        </w:rPr>
-        <w:t xml:space="preserve">Phòng Thanh tra – </w:t>
-      </w:r>
-      <w:r>
-        <w:rPr>
-          <w:sz w:val="28"/>
-          <w:szCs w:val="28"/>
-          <w:lang w:val="nl-NL"/>
-        </w:rPr>
-        <w:t>Kiểm tra</w:t>
-      </w:r>
-      <w:r>
-        <w:rPr>
-          <w:sz w:val="28"/>
-          <w:szCs w:val="28"/>
-          <w:lang w:val="nl-NL"/>
-        </w:rPr>
-        <w:t xml:space="preserve"> đề xuất (kèm theo dự thảo Quyết định thanh tra):</w:t>
-      </w:r>
-    </w:p>
-    <w:p>
-      <w:pPr>
-        <w:numPr>
-          <w:ilvl w:val="0"/>
-          <w:numId w:val="2"/>
-        </w:numPr>
-        <w:spacing w:line="276" w:lineRule="auto"/>
-        <w:ind w:left="0" w:firstLine="567"/>
-        <w:jc w:val="both"/>
-        <w:rPr>
-          <w:sz w:val="28"/>
-          <w:szCs w:val="28"/>
-          <w:lang w:val="nl-NL"/>
-        </w:rPr>
-      </w:pPr>
-      <w:r>
-        <w:rPr>
-          <w:sz w:val="28"/>
-          <w:szCs w:val="28"/>
-          <w:lang w:val="nl-NL"/>
-        </w:rPr>
-        <w:t xml:space="preserve">Bố trí đoàn thanh tra gồm: </w:t>
-      </w:r>
-      <w:r>
-        <w:rPr>
-          <w:sz w:val="28"/>
-          <w:szCs w:val="28"/>
-          <w:lang w:val="nl-NL"/>
-        </w:rPr>
-        <w:t>&lt;sl_cb&gt;</w:t>
-      </w:r>
-      <w:r>
-        <w:rPr>
-          <w:sz w:val="28"/>
-          <w:szCs w:val="28"/>
-          <w:lang w:val="nl-NL"/>
-        </w:rPr>
-        <w:t xml:space="preserve"> </w:t>
-      </w:r>
-      <w:r>
-        <w:rPr>
-          <w:sz w:val="28"/>
-          <w:szCs w:val="28"/>
-          <w:lang w:val="nl-NL"/>
-        </w:rPr>
-        <w:t>công chức</w:t>
-      </w:r>
-      <w:r>
-        <w:rPr>
-          <w:sz w:val="28"/>
-          <w:szCs w:val="28"/>
-          <w:lang w:val="nl-NL"/>
-        </w:rPr>
-        <w:t xml:space="preserve"> phòng</w:t>
-      </w:r>
-      <w:r>
-        <w:rPr>
-          <w:sz w:val="28"/>
-          <w:szCs w:val="28"/>
-          <w:lang w:val="nl-NL"/>
-        </w:rPr>
-        <w:t xml:space="preserve"> Thanh tra </w:t>
-      </w:r>
-      <w:r>
-        <w:rPr>
-          <w:sz w:val="28"/>
-          <w:szCs w:val="28"/>
-          <w:lang w:val="nl-NL"/>
-        </w:rPr>
-        <w:t xml:space="preserve">– </w:t>
-      </w:r>
-      <w:r>
-        <w:rPr>
-          <w:sz w:val="28"/>
-          <w:szCs w:val="28"/>
-          <w:lang w:val="nl-NL"/>
-        </w:rPr>
-        <w:t>Kiểm tra</w:t>
-      </w:r>
-      <w:r>
-        <w:rPr>
-          <w:sz w:val="28"/>
-          <w:szCs w:val="28"/>
-          <w:lang w:val="nl-NL"/>
-        </w:rPr>
-        <w:t>, do</w:t>
-      </w:r>
-      <w:r>
-        <w:rPr>
-          <w:sz w:val="28"/>
-          <w:szCs w:val="28"/>
-          <w:lang w:val="nl-NL"/>
-        </w:rPr>
-        <w:t xml:space="preserve"> </w:t>
-      </w:r>
-      <w:r>
-        <w:rPr>
-          <w:sz w:val="28"/>
-          <w:szCs w:val="28"/>
-          <w:lang w:val="nl-NL"/>
-        </w:rPr>
-        <w:t xml:space="preserve">&lt;cb_cv&gt; </w:t>
-      </w:r>
-      <w:r>
-        <w:rPr>
-          <w:sz w:val="28"/>
-          <w:szCs w:val="28"/>
-          <w:lang w:val="nl-NL"/>
-        </w:rPr>
-        <w:t>làm Trưởng đoàn</w:t>
-      </w:r>
-      <w:r>
-        <w:rPr>
-          <w:sz w:val="28"/>
-          <w:szCs w:val="28"/>
-          <w:lang w:val="nl-NL"/>
-        </w:rPr>
-        <w:t>.</w:t>
-      </w:r>
-    </w:p>
-    <w:p>
-      <w:pPr>
-        <w:numPr>
-          <w:ilvl w:val="0"/>
-          <w:numId w:val="2"/>
-        </w:numPr>
         <w:tabs>
           <w:tab w:val="left" w:pos="851"/>
         </w:tabs>
-        <w:spacing w:line="264" w:lineRule="auto"/>
-        <w:ind w:left="0" w:firstLine="567"/>
+        <w:spacing w:before="120"/>
+        <w:ind w:left="426"/>
         <w:jc w:val="both"/>
         <w:rPr>
           <w:sz w:val="28"/>
@@ -914,99 +751,122 @@
       </w:pPr>
       <w:r>
         <w:rPr>
-          <w:sz w:val="28"/>
-          <w:szCs w:val="28"/>
-          <w:lang w:val="nl-NL"/>
-        </w:rPr>
-        <w:t xml:space="preserve">Nội dung thanh tra: </w:t>
+          <w:b/>
+          <w:sz w:val="28"/>
+          <w:szCs w:val="28"/>
+          <w:lang w:val="nl-NL"/>
+        </w:rPr>
+        <w:t xml:space="preserve">Nội dung </w:t>
+      </w:r>
+      <w:r>
+        <w:rPr>
+          <w:b/>
+          <w:sz w:val="28"/>
+          <w:szCs w:val="28"/>
+          <w:lang w:val="nl-NL"/>
+        </w:rPr>
+        <w:t>thanh tra</w:t>
+      </w:r>
+      <w:r>
+        <w:rPr>
+          <w:b/>
+          <w:sz w:val="28"/>
+          <w:szCs w:val="28"/>
+          <w:lang w:val="nl-NL"/>
+        </w:rPr>
+        <w:t>:</w:t>
+      </w:r>
+      <w:r>
+        <w:rPr>
+          <w:sz w:val="28"/>
+          <w:szCs w:val="28"/>
+          <w:lang w:val="nl-NL"/>
+        </w:rPr>
+        <w:t xml:space="preserve"> </w:t>
       </w:r>
     </w:p>
     <w:p>
       <w:pPr>
         <w:tabs>
-          <w:tab w:val="left" w:pos="1260"/>
+          <w:tab w:val="left" w:pos="851"/>
         </w:tabs>
-        <w:spacing w:line="264" w:lineRule="auto"/>
-        <w:ind w:left="567"/>
+        <w:spacing w:before="120"/>
+        <w:ind w:left="426"/>
         <w:jc w:val="both"/>
         <w:rPr>
           <w:sz w:val="28"/>
           <w:szCs w:val="28"/>
-        </w:rPr>
-      </w:pPr>
-      <w:r>
-        <w:rPr>
-          <w:sz w:val="28"/>
-          <w:szCs w:val="28"/>
-        </w:rPr>
-        <w:t xml:space="preserve">+ </w:t>
-      </w:r>
-      <w:r>
-        <w:rPr>
-          <w:sz w:val="28"/>
-          <w:szCs w:val="28"/>
-        </w:rPr>
-        <w:t xml:space="preserve">Tình hình chấp hành pháp luật về thuế </w:t>
-      </w:r>
-      <w:r>
-        <w:rPr>
-          <w:noProof/>
-          <w:sz w:val="28"/>
-          <w:szCs w:val="28"/>
-          <w:lang w:val="nl-NL"/>
-        </w:rPr>
-        <w:t xml:space="preserve">năm </w:t>
-      </w:r>
-      <w:r>
-        <w:rPr>
-          <w:noProof/>
-          <w:sz w:val="28"/>
-          <w:szCs w:val="28"/>
-          <w:lang w:val="nl-NL"/>
-        </w:rPr>
-        <w:t>&lt;nam_ktra&gt;</w:t>
-      </w:r>
-      <w:r>
-        <w:rPr>
-          <w:noProof/>
-          <w:sz w:val="28"/>
-          <w:szCs w:val="28"/>
-          <w:lang w:val="nl-NL"/>
-        </w:rPr>
-        <w:t>.</w:t>
+          <w:lang w:val="nl-NL"/>
+        </w:rPr>
+      </w:pPr>
+      <w:r>
+        <w:rPr>
+          <w:sz w:val="28"/>
+          <w:szCs w:val="28"/>
+          <w:lang w:val="nl-NL"/>
+        </w:rPr>
+        <w:t xml:space="preserve">- </w:t>
+      </w:r>
+      <w:r>
+        <w:rPr>
+          <w:sz w:val="28"/>
+          <w:szCs w:val="28"/>
+          <w:lang w:val="nl-NL"/>
+        </w:rPr>
+        <w:t>Thanh tra tình hình chấp hành pháp luật thuế; tình hình quản lý và sử dụng hóa đơn; tình hình trích nộp Bảo hiểm xã hội và Kinh phí công đoàn.</w:t>
       </w:r>
     </w:p>
     <w:p>
       <w:pPr>
         <w:tabs>
-          <w:tab w:val="left" w:pos="1260"/>
+          <w:tab w:val="left" w:pos="851"/>
         </w:tabs>
-        <w:spacing w:line="264" w:lineRule="auto"/>
-        <w:ind w:left="567"/>
+        <w:spacing w:before="120"/>
+        <w:ind w:left="426"/>
         <w:jc w:val="both"/>
         <w:rPr>
           <w:sz w:val="28"/>
           <w:szCs w:val="28"/>
-        </w:rPr>
-      </w:pPr>
-      <w:r>
-        <w:rPr>
-          <w:sz w:val="28"/>
-          <w:szCs w:val="28"/>
-        </w:rPr>
-        <w:t xml:space="preserve">+ </w:t>
-      </w:r>
-      <w:r>
-        <w:rPr>
-          <w:sz w:val="28"/>
-          <w:szCs w:val="28"/>
-        </w:rPr>
-        <w:t>Tình hình quản lý, sử dụng hóa đơn</w:t>
-      </w:r>
-      <w:r>
-        <w:rPr>
-          <w:sz w:val="28"/>
-          <w:szCs w:val="28"/>
+          <w:lang w:val="nl-NL"/>
+        </w:rPr>
+      </w:pPr>
+      <w:r>
+        <w:rPr>
+          <w:sz w:val="28"/>
+          <w:szCs w:val="28"/>
+          <w:lang w:val="nl-NL"/>
+        </w:rPr>
+        <w:t xml:space="preserve">- </w:t>
+      </w:r>
+      <w:r>
+        <w:rPr>
+          <w:sz w:val="28"/>
+          <w:szCs w:val="28"/>
+          <w:lang w:val="nl-NL"/>
+        </w:rPr>
+        <w:t xml:space="preserve">Thời </w:t>
+      </w:r>
+      <w:r>
+        <w:rPr>
+          <w:sz w:val="28"/>
+          <w:szCs w:val="28"/>
+          <w:lang w:val="nl-NL"/>
+        </w:rPr>
+        <w:t>kỳ</w:t>
+      </w:r>
+      <w:r>
+        <w:rPr>
+          <w:sz w:val="28"/>
+          <w:szCs w:val="28"/>
+          <w:lang w:val="nl-NL"/>
+        </w:rPr>
+        <w:t xml:space="preserve"> thanh tra:</w:t>
+      </w:r>
+      <w:r>
+        <w:rPr>
+          <w:sz w:val="28"/>
+          <w:szCs w:val="28"/>
+          <w:lang w:val="nl-NL"/>
         </w:rPr>
         <w:t xml:space="preserve"> năm </w:t>
       </w:r>
@@ -1014,6 +874,7 @@
         <w:rPr>
           <w:sz w:val="28"/>
           <w:szCs w:val="28"/>
+          <w:lang w:val="nl-NL"/>
         </w:rPr>
         <w:t>&lt;nam_ktra&gt;</w:t>
       </w:r>
@@ -1021,6 +882,7 @@
         <w:rPr>
           <w:sz w:val="28"/>
           <w:szCs w:val="28"/>
+          <w:lang w:val="nl-NL"/>
         </w:rPr>
         <w:t>.</w:t>
       </w:r>
@@ -1028,62 +890,145 @@
     <w:p>
       <w:pPr>
         <w:tabs>
-          <w:tab w:val="left" w:pos="1260"/>
+          <w:tab w:val="left" w:pos="851"/>
         </w:tabs>
-        <w:spacing w:line="264" w:lineRule="auto"/>
-        <w:ind w:left="567"/>
+        <w:spacing w:before="120"/>
+        <w:ind w:left="426"/>
         <w:jc w:val="both"/>
         <w:rPr>
           <w:sz w:val="28"/>
           <w:szCs w:val="28"/>
-        </w:rPr>
-      </w:pPr>
-      <w:r>
-        <w:rPr>
-          <w:sz w:val="28"/>
-          <w:szCs w:val="28"/>
-        </w:rPr>
-        <w:t xml:space="preserve">+ </w:t>
-      </w:r>
-      <w:r>
-        <w:rPr>
-          <w:sz w:val="28"/>
-          <w:szCs w:val="28"/>
-        </w:rPr>
-        <w:t>Tình hình trích nộp Bảo hiểm xã hội và Kinh phí công đoàn</w:t>
-      </w:r>
-      <w:r>
-        <w:rPr>
-          <w:sz w:val="28"/>
-          <w:szCs w:val="28"/>
+          <w:lang w:val="nl-NL"/>
+        </w:rPr>
+      </w:pPr>
+      <w:r>
+        <w:rPr>
+          <w:sz w:val="28"/>
+          <w:szCs w:val="28"/>
+          <w:lang w:val="nl-NL"/>
+        </w:rPr>
+        <w:t xml:space="preserve">- </w:t>
+      </w:r>
+      <w:r>
+        <w:rPr>
+          <w:sz w:val="28"/>
+          <w:szCs w:val="28"/>
+          <w:lang w:val="nl-NL"/>
+        </w:rPr>
+        <w:t xml:space="preserve">Thành phần </w:t>
+      </w:r>
+      <w:r>
+        <w:rPr>
+          <w:sz w:val="28"/>
+          <w:szCs w:val="28"/>
+          <w:lang w:val="nl-NL"/>
+        </w:rPr>
+        <w:t>thanh tra</w:t>
+      </w:r>
+      <w:r>
+        <w:rPr>
+          <w:sz w:val="28"/>
+          <w:szCs w:val="28"/>
+          <w:lang w:val="nl-NL"/>
+        </w:rPr>
+        <w:t xml:space="preserve"> gồm có</w:t>
+      </w:r>
+      <w:r>
+        <w:rPr>
+          <w:sz w:val="28"/>
+          <w:szCs w:val="28"/>
+          <w:lang w:val="nl-NL"/>
+        </w:rPr>
+        <w:t xml:space="preserve">: </w:t>
+      </w:r>
+      <w:r>
+        <w:rPr>
+          <w:sz w:val="28"/>
+          <w:szCs w:val="28"/>
+          <w:lang w:val="nl-NL"/>
+        </w:rPr>
+        <w:t>&lt;sl_cb&gt;</w:t>
+      </w:r>
+      <w:r>
+        <w:rPr>
+          <w:sz w:val="28"/>
+          <w:szCs w:val="28"/>
+          <w:lang w:val="nl-NL"/>
+        </w:rPr>
+        <w:t xml:space="preserve"> công chức</w:t>
+      </w:r>
+      <w:r>
+        <w:rPr>
+          <w:sz w:val="28"/>
+          <w:szCs w:val="28"/>
+          <w:lang w:val="nl-NL"/>
+        </w:rPr>
+        <w:t xml:space="preserve"> phòng Thanh tra – Kiểm tra</w:t>
+      </w:r>
+      <w:r>
+        <w:rPr>
+          <w:sz w:val="28"/>
+          <w:szCs w:val="28"/>
+          <w:lang w:val="nl-NL"/>
+        </w:rPr>
+        <w:t xml:space="preserve"> số 4</w:t>
+      </w:r>
+      <w:r>
+        <w:rPr>
+          <w:sz w:val="28"/>
+          <w:szCs w:val="28"/>
+          <w:lang w:val="nl-NL"/>
+        </w:rPr>
+        <w:t xml:space="preserve"> do</w:t>
+      </w:r>
+      <w:r>
+        <w:rPr>
+          <w:sz w:val="28"/>
+          <w:szCs w:val="28"/>
+          <w:lang w:val="nl-NL"/>
         </w:rPr>
         <w:t xml:space="preserve"> </w:t>
       </w:r>
       <w:r>
         <w:rPr>
-          <w:color w:val="000000" w:themeColor="text1"/>
-          <w:sz w:val="28"/>
-          <w:szCs w:val="28"/>
-        </w:rPr>
-        <w:t>&lt;so_nam_ktra&gt;</w:t>
-      </w:r>
-      <w:r>
-        <w:rPr>
-          <w:color w:val="000000" w:themeColor="text1"/>
-          <w:sz w:val="28"/>
-          <w:szCs w:val="28"/>
-        </w:rPr>
-        <w:t xml:space="preserve"> năm.</w:t>
+          <w:sz w:val="28"/>
+          <w:szCs w:val="28"/>
+          <w:lang w:val="nl-NL"/>
+        </w:rPr>
+        <w:t xml:space="preserve">&lt;cb_cv&gt; làm </w:t>
+      </w:r>
+      <w:r>
+        <w:rPr>
+          <w:sz w:val="28"/>
+          <w:szCs w:val="28"/>
+          <w:lang w:val="nl-NL"/>
+        </w:rPr>
+        <w:t>t</w:t>
+      </w:r>
+      <w:r>
+        <w:rPr>
+          <w:sz w:val="28"/>
+          <w:szCs w:val="28"/>
+          <w:lang w:val="nl-NL"/>
+        </w:rPr>
+        <w:t>rưởng đoàn</w:t>
+      </w:r>
+      <w:r>
+        <w:rPr>
+          <w:sz w:val="28"/>
+          <w:szCs w:val="28"/>
+          <w:lang w:val="nl-NL"/>
+        </w:rPr>
+        <w:t>.</w:t>
       </w:r>
     </w:p>
     <w:p>
       <w:pPr>
-        <w:numPr>
-          <w:ilvl w:val="0"/>
-          <w:numId w:val="2"/>
-        </w:numPr>
-        <w:spacing w:line="276" w:lineRule="auto"/>
-        <w:ind w:left="709" w:hanging="142"/>
+        <w:tabs>
+          <w:tab w:val="left" w:pos="851"/>
+        </w:tabs>
+        <w:spacing w:before="120"/>
+        <w:ind w:left="426"/>
         <w:jc w:val="both"/>
         <w:rPr>
           <w:sz w:val="28"/>
@@ -1097,37 +1042,37 @@
           <w:szCs w:val="28"/>
           <w:lang w:val="nl-NL"/>
         </w:rPr>
-        <w:t>Thời gian tiến hành thanh tra:</w:t>
-      </w:r>
-      <w:r>
-        <w:rPr>
-          <w:sz w:val="28"/>
-          <w:szCs w:val="28"/>
-          <w:lang w:val="nl-NL"/>
-        </w:rPr>
-        <w:t xml:space="preserve"> năm </w:t>
-      </w:r>
-      <w:r>
-        <w:rPr>
-          <w:sz w:val="28"/>
-          <w:szCs w:val="28"/>
-          <w:lang w:val="nl-NL"/>
-        </w:rPr>
-        <w:t>&lt;nam_ktra&gt;</w:t>
-      </w:r>
-      <w:r>
-        <w:rPr>
-          <w:sz w:val="28"/>
-          <w:szCs w:val="28"/>
-          <w:lang w:val="nl-NL"/>
-        </w:rPr>
-        <w:t>.</w:t>
+        <w:t xml:space="preserve">- </w:t>
+      </w:r>
+      <w:r>
+        <w:rPr>
+          <w:sz w:val="28"/>
+          <w:szCs w:val="28"/>
+          <w:lang w:val="nl-NL"/>
+        </w:rPr>
+        <w:t xml:space="preserve">Thời hạn thanh tra là &lt;so_ngay_ktra&gt; ngày làm việc, </w:t>
+      </w:r>
+      <w:r>
+        <w:rPr>
+          <w:sz w:val="28"/>
+          <w:szCs w:val="28"/>
+          <w:lang w:val="nl-NL"/>
+        </w:rPr>
+        <w:t xml:space="preserve">dự kiến từ </w:t>
+      </w:r>
+      <w:r>
+        <w:rPr>
+          <w:sz w:val="28"/>
+          <w:szCs w:val="28"/>
+          <w:lang w:val="nl-NL"/>
+        </w:rPr>
+        <w:t>&lt;ngay_ktra&gt;.</w:t>
       </w:r>
     </w:p>
     <w:p>
       <w:pPr>
-        <w:spacing w:line="276" w:lineRule="auto"/>
-        <w:ind w:firstLine="567"/>
+        <w:spacing w:before="120"/>
+        <w:ind w:firstLine="426"/>
         <w:jc w:val="both"/>
         <w:rPr>
           <w:spacing w:val="-2"/>
@@ -1158,63 +1103,85 @@
           <w:szCs w:val="28"/>
           <w:lang w:val="nl-NL"/>
         </w:rPr>
+        <w:t xml:space="preserve"> số 4</w:t>
+      </w:r>
+      <w:r>
+        <w:rPr>
+          <w:sz w:val="28"/>
+          <w:szCs w:val="28"/>
+          <w:lang w:val="nl-NL"/>
+        </w:rPr>
         <w:t xml:space="preserve"> </w:t>
       </w:r>
       <w:r>
         <w:rPr>
-          <w:sz w:val="28"/>
-          <w:szCs w:val="28"/>
-          <w:lang w:val="nl-NL"/>
-        </w:rPr>
-        <w:t>trình</w:t>
-      </w:r>
-      <w:r>
-        <w:rPr>
-          <w:sz w:val="28"/>
-          <w:szCs w:val="28"/>
-          <w:lang w:val="nl-NL"/>
-        </w:rPr>
-        <w:t xml:space="preserve"> </w:t>
-      </w:r>
-      <w:r>
-        <w:rPr>
-          <w:sz w:val="28"/>
-          <w:szCs w:val="28"/>
-          <w:lang w:val="nl-NL"/>
-        </w:rPr>
-        <w:t xml:space="preserve">Lãnh đạo Cục Thuế xem xét </w:t>
-      </w:r>
-      <w:r>
-        <w:rPr>
-          <w:sz w:val="28"/>
-          <w:szCs w:val="28"/>
-          <w:lang w:val="nl-NL"/>
-        </w:rPr>
-        <w:t>ban hành</w:t>
-      </w:r>
-      <w:r>
-        <w:rPr>
-          <w:sz w:val="28"/>
-          <w:szCs w:val="28"/>
-          <w:lang w:val="nl-NL"/>
-        </w:rPr>
-        <w:t xml:space="preserve"> Quyết định </w:t>
-      </w:r>
-      <w:r>
-        <w:rPr>
-          <w:sz w:val="28"/>
-          <w:szCs w:val="28"/>
-          <w:lang w:val="nl-NL"/>
-        </w:rPr>
-        <w:t xml:space="preserve">thanh tra thuế </w:t>
-      </w:r>
-      <w:r>
-        <w:rPr>
-          <w:sz w:val="28"/>
-          <w:szCs w:val="28"/>
-          <w:lang w:val="nl-NL"/>
-        </w:rPr>
-        <w:t>&lt;ten_dv&gt;</w:t>
+          <w:color w:val="000000" w:themeColor="text1"/>
+          <w:sz w:val="28"/>
+          <w:szCs w:val="28"/>
+          <w:lang w:val="nl-NL"/>
+        </w:rPr>
+        <w:t xml:space="preserve">xin ý kiến chỉ </w:t>
+      </w:r>
+      <w:r>
+        <w:rPr>
+          <w:rFonts w:hint="eastAsia"/>
+          <w:color w:val="000000" w:themeColor="text1"/>
+          <w:sz w:val="28"/>
+          <w:szCs w:val="28"/>
+          <w:lang w:val="nl-NL"/>
+        </w:rPr>
+        <w:t>đ</w:t>
+      </w:r>
+      <w:r>
+        <w:rPr>
+          <w:color w:val="000000" w:themeColor="text1"/>
+          <w:sz w:val="28"/>
+          <w:szCs w:val="28"/>
+          <w:lang w:val="nl-NL"/>
+        </w:rPr>
+        <w:t xml:space="preserve">ạo của </w:t>
+      </w:r>
+      <w:r>
+        <w:rPr>
+          <w:sz w:val="28"/>
+          <w:szCs w:val="28"/>
+          <w:lang w:val="nl-NL"/>
+        </w:rPr>
+        <w:t xml:space="preserve">Lãnh </w:t>
+      </w:r>
+      <w:r>
+        <w:rPr>
+          <w:rFonts w:hint="eastAsia"/>
+          <w:sz w:val="28"/>
+          <w:szCs w:val="28"/>
+          <w:lang w:val="nl-NL"/>
+        </w:rPr>
+        <w:t>đ</w:t>
+      </w:r>
+      <w:r>
+        <w:rPr>
+          <w:sz w:val="28"/>
+          <w:szCs w:val="28"/>
+          <w:lang w:val="nl-NL"/>
+        </w:rPr>
+        <w:t xml:space="preserve">ạo Chi cục Thuế khu vực XI </w:t>
+      </w:r>
+      <w:r>
+        <w:rPr>
+          <w:rFonts w:hint="eastAsia"/>
+          <w:sz w:val="28"/>
+          <w:szCs w:val="28"/>
+          <w:lang w:val="nl-NL"/>
+        </w:rPr>
+        <w:t>đ</w:t>
+      </w:r>
+      <w:r>
+        <w:rPr>
+          <w:sz w:val="28"/>
+          <w:szCs w:val="28"/>
+          <w:lang w:val="nl-NL"/>
+        </w:rPr>
+        <w:t>ể triển khai</w:t>
       </w:r>
       <w:r>
         <w:rPr>
@@ -1316,7 +1283,21 @@
           <w:b/>
           <w:lang w:val="nl-NL"/>
         </w:rPr>
-        <w:t xml:space="preserve"> C</w:t>
+        <w:t xml:space="preserve"> </w:t>
+      </w:r>
+      <w:r>
+        <w:rPr>
+          <w:b/>
+          <w:lang w:val="nl-NL"/>
+        </w:rPr>
+        <w:t xml:space="preserve">CHI </w:t>
+      </w:r>
+      <w:r>
+        <w:rPr>
+          <w:b/>
+          <w:lang w:val="nl-NL"/>
+        </w:rPr>
+        <w:t>C</w:t>
       </w:r>
       <w:r>
         <w:rPr>
@@ -1331,6 +1312,13 @@
           <w:lang w:val="nl-NL"/>
         </w:rPr>
         <w:t xml:space="preserve"> </w:t>
+      </w:r>
+      <w:r>
+        <w:rPr>
+          <w:b/>
+          <w:lang w:val="nl-NL"/>
+        </w:rPr>
+        <w:t>THUẾ</w:t>
       </w:r>
       <w:r>
         <w:rPr>
@@ -1407,7 +1395,7 @@
 </file>
 
 <file path=word/numbering.xml><?xml version="1.0" encoding="utf-8"?>
-<w:numbering xmlns:wpc="http://schemas.microsoft.com/office/word/2010/wordprocessingCanvas" xmlns:cx="http://schemas.microsoft.com/office/drawing/2014/chartex" xmlns:cx1="http://schemas.microsoft.com/office/drawing/2015/9/8/chartex" xmlns:cx2="http://schemas.microsoft.com/office/drawing/2015/10/21/chartex" xmlns:cx3="http://schemas.microsoft.com/office/drawing/2016/5/9/chartex" xmlns:cx4="http://schemas.microsoft.com/office/drawing/2016/5/10/chartex" xmlns:cx5="http://schemas.microsoft.com/office/drawing/2016/5/11/chartex" xmlns:cx6="http://schemas.microsoft.com/office/drawing/2016/5/12/chartex" xmlns:cx7="http://schemas.microsoft.com/office/drawing/2016/5/13/chartex" xmlns:cx8="http://schemas.microsoft.com/office/drawing/2016/5/14/chartex" xmlns:mc="http://schemas.openxmlformats.org/markup-compatibility/2006" xmlns:aink="http://schemas.microsoft.com/office/drawing/2016/ink" xmlns:am3d="http://schemas.microsoft.com/office/drawing/2017/model3d" xmlns:o="urn:schemas-microsoft-com:office:office" xmlns:r="http://schemas.openxmlformats.org/officeDocument/2006/relationships" xmlns:m="http://schemas.openxmlformats.org/officeDocument/2006/math" xmlns:v="urn:schemas-microsoft-com:vml" xmlns:wp14="http://schemas.microsoft.com/office/word/2010/wordprocessingDrawing" xmlns:wp="http://schemas.openxmlformats.org/drawingml/2006/wordprocessingDrawing" xmlns:w10="urn:schemas-microsoft-com:office:word" xmlns:w="http://schemas.openxmlformats.org/wordprocessingml/2006/main" xmlns:w14="http://schemas.microsoft.com/office/word/2010/wordml" xmlns:w15="http://schemas.microsoft.com/office/word/2012/wordml" xmlns:w16cex="http://schemas.microsoft.com/office/word/2018/wordml/cex" xmlns:w16cid="http://schemas.microsoft.com/office/word/2016/wordml/cid" xmlns:w16="http://schemas.microsoft.com/office/word/2018/wordml" xmlns:w16sdtdh="http://schemas.microsoft.com/office/word/2020/wordml/sdtdatahash" xmlns:w16se="http://schemas.microsoft.com/office/word/2015/wordml/symex" xmlns:wpg="http://schemas.microsoft.com/office/word/2010/wordprocessingGroup" xmlns:wpi="http://schemas.microsoft.com/office/word/2010/wordprocessingInk" xmlns:wne="http://schemas.microsoft.com/office/word/2006/wordml" xmlns:wps="http://schemas.microsoft.com/office/word/2010/wordprocessingShape" mc:Ignorable="w14 w15 w16se w16cid w16 w16cex w16sdtdh wp14">
+<w:numbering xmlns:wpc="http://schemas.microsoft.com/office/word/2010/wordprocessingCanvas" xmlns:cx="http://schemas.microsoft.com/office/drawing/2014/chartex" xmlns:cx1="http://schemas.microsoft.com/office/drawing/2015/9/8/chartex" xmlns:cx2="http://schemas.microsoft.com/office/drawing/2015/10/21/chartex" xmlns:cx3="http://schemas.microsoft.com/office/drawing/2016/5/9/chartex" xmlns:cx4="http://schemas.microsoft.com/office/drawing/2016/5/10/chartex" xmlns:cx5="http://schemas.microsoft.com/office/drawing/2016/5/11/chartex" xmlns:cx6="http://schemas.microsoft.com/office/drawing/2016/5/12/chartex" xmlns:cx7="http://schemas.microsoft.com/office/drawing/2016/5/13/chartex" xmlns:cx8="http://schemas.microsoft.com/office/drawing/2016/5/14/chartex" xmlns:mc="http://schemas.openxmlformats.org/markup-compatibility/2006" xmlns:aink="http://schemas.microsoft.com/office/drawing/2016/ink" xmlns:am3d="http://schemas.microsoft.com/office/drawing/2017/model3d" xmlns:o="urn:schemas-microsoft-com:office:office" xmlns:oel="http://schemas.microsoft.com/office/2019/extlst" xmlns:r="http://schemas.openxmlformats.org/officeDocument/2006/relationships" xmlns:m="http://schemas.openxmlformats.org/officeDocument/2006/math" xmlns:v="urn:schemas-microsoft-com:vml" xmlns:wp14="http://schemas.microsoft.com/office/word/2010/wordprocessingDrawing" xmlns:wp="http://schemas.openxmlformats.org/drawingml/2006/wordprocessingDrawing" xmlns:w10="urn:schemas-microsoft-com:office:word" xmlns:w="http://schemas.openxmlformats.org/wordprocessingml/2006/main" xmlns:w14="http://schemas.microsoft.com/office/word/2010/wordml" xmlns:w15="http://schemas.microsoft.com/office/word/2012/wordml" xmlns:w16cex="http://schemas.microsoft.com/office/word/2018/wordml/cex" xmlns:w16cid="http://schemas.microsoft.com/office/word/2016/wordml/cid" xmlns:w16="http://schemas.microsoft.com/office/word/2018/wordml" xmlns:w16du="http://schemas.microsoft.com/office/word/2023/wordml/word16du" xmlns:w16sdtdh="http://schemas.microsoft.com/office/word/2020/wordml/sdtdatahash" xmlns:w16sdtfl="http://schemas.microsoft.com/office/word/2024/wordml/sdtformatlock" xmlns:w16se="http://schemas.microsoft.com/office/word/2015/wordml/symex" xmlns:wpg="http://schemas.microsoft.com/office/word/2010/wordprocessingGroup" xmlns:wpi="http://schemas.microsoft.com/office/word/2010/wordprocessingInk" xmlns:wne="http://schemas.microsoft.com/office/word/2006/wordml" xmlns:wps="http://schemas.microsoft.com/office/word/2010/wordprocessingShape" mc:Ignorable="w14 w15 w16se w16cid w16 w16cex w16sdtdh w16sdtfl w16du wp14">
   <w:abstractNum w:abstractNumId="0" w15:restartNumberingAfterBreak="0">
     <w:nsid w:val="18203035"/>
     <w:multiLevelType w:val="hybridMultilevel"/>
@@ -1745,23 +1733,29 @@
       </w:rPr>
     </w:lvl>
   </w:abstractNum>
-  <w:num w:numId="1">
+  <w:num w:numId="1" w16cid:durableId="219902485">
     <w:abstractNumId w:val="0"/>
   </w:num>
-  <w:num w:numId="2">
+  <w:num w:numId="2" w16cid:durableId="1656953857">
     <w:abstractNumId w:val="2"/>
   </w:num>
-  <w:num w:numId="3">
+  <w:num w:numId="3" w16cid:durableId="1073358179">
     <w:abstractNumId w:val="1"/>
   </w:num>
 </w:numbering>
 </file>
 
 <file path=word/recipientData.xml><?xml version="1.0" encoding="utf-8"?>
-<wne:recipients xmlns:wpc="http://schemas.microsoft.com/office/word/2010/wordprocessingCanvas" xmlns:cx="http://schemas.microsoft.com/office/drawing/2014/chartex" xmlns:cx1="http://schemas.microsoft.com/office/drawing/2015/9/8/chartex" xmlns:cx2="http://schemas.microsoft.com/office/drawing/2015/10/21/chartex" xmlns:cx3="http://schemas.microsoft.com/office/drawing/2016/5/9/chartex" xmlns:cx4="http://schemas.microsoft.com/office/drawing/2016/5/10/chartex" xmlns:cx5="http://schemas.microsoft.com/office/drawing/2016/5/11/chartex" xmlns:cx6="http://schemas.microsoft.com/office/drawing/2016/5/12/chartex" xmlns:cx7="http://schemas.microsoft.com/office/drawing/2016/5/13/chartex" xmlns:cx8="http://schemas.microsoft.com/office/drawing/2016/5/14/chartex" xmlns:mc="http://schemas.openxmlformats.org/markup-compatibility/2006" xmlns:aink="http://schemas.microsoft.com/office/drawing/2016/ink" xmlns:am3d="http://schemas.microsoft.com/office/drawing/2017/model3d" xmlns:o="urn:schemas-microsoft-com:office:office" xmlns:r="http://schemas.openxmlformats.org/officeDocument/2006/relationships" xmlns:m="http://schemas.openxmlformats.org/officeDocument/2006/math" xmlns:v="urn:schemas-microsoft-com:vml" xmlns:wp14="http://schemas.microsoft.com/office/word/2010/wordprocessingDrawing" xmlns:wp="http://schemas.openxmlformats.org/drawingml/2006/wordprocessingDrawing" xmlns:w10="urn:schemas-microsoft-com:office:word" xmlns:w="http://schemas.openxmlformats.org/wordprocessingml/2006/main" xmlns:w14="http://schemas.microsoft.com/office/word/2010/wordml" xmlns:w15="http://schemas.microsoft.com/office/word/2012/wordml" xmlns:w16cex="http://schemas.microsoft.com/office/word/2018/wordml/cex" xmlns:w16cid="http://schemas.microsoft.com/office/word/2016/wordml/cid" xmlns:w16="http://schemas.microsoft.com/office/word/2018/wordml" xmlns:w16sdtdh="http://schemas.microsoft.com/office/word/2020/wordml/sdtdatahash" xmlns:w16se="http://schemas.microsoft.com/office/word/2015/wordml/symex" xmlns:wpg="http://schemas.microsoft.com/office/word/2010/wordprocessingGroup" xmlns:wpi="http://schemas.microsoft.com/office/word/2010/wordprocessingInk" xmlns:wne="http://schemas.microsoft.com/office/word/2006/wordml" xmlns:wps="http://schemas.microsoft.com/office/word/2010/wordprocessingShape" mc:Ignorable="w14 w15 w16se w16cid w16 w16cex w16sdtdh wp14">
+<wne:recipients xmlns:wpc="http://schemas.microsoft.com/office/word/2010/wordprocessingCanvas" xmlns:cx="http://schemas.microsoft.com/office/drawing/2014/chartex" xmlns:cx1="http://schemas.microsoft.com/office/drawing/2015/9/8/chartex" xmlns:cx2="http://schemas.microsoft.com/office/drawing/2015/10/21/chartex" xmlns:cx3="http://schemas.microsoft.com/office/drawing/2016/5/9/chartex" xmlns:cx4="http://schemas.microsoft.com/office/drawing/2016/5/10/chartex" xmlns:cx5="http://schemas.microsoft.com/office/drawing/2016/5/11/chartex" xmlns:cx6="http://schemas.microsoft.com/office/drawing/2016/5/12/chartex" xmlns:cx7="http://schemas.microsoft.com/office/drawing/2016/5/13/chartex" xmlns:cx8="http://schemas.microsoft.com/office/drawing/2016/5/14/chartex" xmlns:mc="http://schemas.openxmlformats.org/markup-compatibility/2006" xmlns:aink="http://schemas.microsoft.com/office/drawing/2016/ink" xmlns:am3d="http://schemas.microsoft.com/office/drawing/2017/model3d" xmlns:o="urn:schemas-microsoft-com:office:office" xmlns:oel="http://schemas.microsoft.com/office/2019/extlst" xmlns:r="http://schemas.openxmlformats.org/officeDocument/2006/relationships" xmlns:m="http://schemas.openxmlformats.org/officeDocument/2006/math" xmlns:v="urn:schemas-microsoft-com:vml" xmlns:wp14="http://schemas.microsoft.com/office/word/2010/wordprocessingDrawing" xmlns:wp="http://schemas.openxmlformats.org/drawingml/2006/wordprocessingDrawing" xmlns:w10="urn:schemas-microsoft-com:office:word" xmlns:w="http://schemas.openxmlformats.org/wordprocessingml/2006/main" xmlns:w14="http://schemas.microsoft.com/office/word/2010/wordml" xmlns:w15="http://schemas.microsoft.com/office/word/2012/wordml" xmlns:w16cex="http://schemas.microsoft.com/office/word/2018/wordml/cex" xmlns:w16cid="http://schemas.microsoft.com/office/word/2016/wordml/cid" xmlns:w16="http://schemas.microsoft.com/office/word/2018/wordml" xmlns:w16du="http://schemas.microsoft.com/office/word/2023/wordml/word16du" xmlns:w16sdtdh="http://schemas.microsoft.com/office/word/2020/wordml/sdtdatahash" xmlns:w16sdtfl="http://schemas.microsoft.com/office/word/2024/wordml/sdtformatlock" xmlns:w16se="http://schemas.microsoft.com/office/word/2015/wordml/symex" xmlns:wpg="http://schemas.microsoft.com/office/word/2010/wordprocessingGroup" xmlns:wpi="http://schemas.microsoft.com/office/word/2010/wordprocessingInk" xmlns:wne="http://schemas.microsoft.com/office/word/2006/wordml" xmlns:wps="http://schemas.microsoft.com/office/word/2010/wordprocessingShape" mc:Ignorable="w14 w15 w16se w16cid w16 w16cex w16sdtdh w16sdtfl w16du wp14">
   <wne:recipientData>
     <wne:active wne:val="1"/>
     <wne:hash wne:val="83743369"/>
+  </wne:recipientData>
+  <wne:recipientData>
+    <wne:active wne:val="1"/>
+  </wne:recipientData>
+  <wne:recipientData>
+    <wne:active wne:val="1"/>
   </wne:recipientData>
   <wne:recipientData>
     <wne:active wne:val="1"/>
@@ -1845,7 +1839,7 @@
 </file>
 
 <file path=word/styles.xml><?xml version="1.0" encoding="utf-8"?>
-<w:styles xmlns:mc="http://schemas.openxmlformats.org/markup-compatibility/2006" xmlns:r="http://schemas.openxmlformats.org/officeDocument/2006/relationships" xmlns:w="http://schemas.openxmlformats.org/wordprocessingml/2006/main" xmlns:w14="http://schemas.microsoft.com/office/word/2010/wordml" xmlns:w15="http://schemas.microsoft.com/office/word/2012/wordml" xmlns:w16cex="http://schemas.microsoft.com/office/word/2018/wordml/cex" xmlns:w16cid="http://schemas.microsoft.com/office/word/2016/wordml/cid" xmlns:w16="http://schemas.microsoft.com/office/word/2018/wordml" xmlns:w16sdtdh="http://schemas.microsoft.com/office/word/2020/wordml/sdtdatahash" xmlns:w16se="http://schemas.microsoft.com/office/word/2015/wordml/symex" mc:Ignorable="w14 w15 w16se w16cid w16 w16cex w16sdtdh">
+<w:styles xmlns:mc="http://schemas.openxmlformats.org/markup-compatibility/2006" xmlns:r="http://schemas.openxmlformats.org/officeDocument/2006/relationships" xmlns:w="http://schemas.openxmlformats.org/wordprocessingml/2006/main" xmlns:w14="http://schemas.microsoft.com/office/word/2010/wordml" xmlns:w15="http://schemas.microsoft.com/office/word/2012/wordml" xmlns:w16cex="http://schemas.microsoft.com/office/word/2018/wordml/cex" xmlns:w16cid="http://schemas.microsoft.com/office/word/2016/wordml/cid" xmlns:w16="http://schemas.microsoft.com/office/word/2018/wordml" xmlns:w16du="http://schemas.microsoft.com/office/word/2023/wordml/word16du" xmlns:w16sdtdh="http://schemas.microsoft.com/office/word/2020/wordml/sdtdatahash" xmlns:w16sdtfl="http://schemas.microsoft.com/office/word/2024/wordml/sdtformatlock" xmlns:w16se="http://schemas.microsoft.com/office/word/2015/wordml/symex" mc:Ignorable="w14 w15 w16se w16cid w16 w16cex w16sdtdh w16sdtfl w16du">
   <w:docDefaults>
     <w:rPrDefault>
       <w:rPr>
